--- a/AHX-new.docx
+++ b/AHX-new.docx
@@ -506,7 +506,17 @@
           <w:p>
             <w:pPr>
               <w:spacing w:after="60"/>
-              <w:jc w:val="center"/>
+              <w:rPr>
+                <w:rFonts w:ascii="Times New Roman" w:hAnsi="Times New Roman" w:cs="Times New Roman"/>
+                <w:b/>
+                <w:sz w:val="24"/>
+                <w:szCs w:val="24"/>
+              </w:rPr>
+            </w:pPr>
+          </w:p>
+          <w:p>
+            <w:pPr>
+              <w:spacing w:after="60"/>
               <w:rPr>
                 <w:rFonts w:ascii="Times New Roman" w:hAnsi="Times New Roman" w:cs="Times New Roman"/>
                 <w:b/>
@@ -533,28 +543,8 @@
                 <w:sz w:val="24"/>
                 <w:szCs w:val="24"/>
               </w:rPr>
-              <w:t xml:space="preserve">CB QUẢN LÝ </w:t>
+              <w:t>PHỤ TRÁCH P.KTCL</w:t>
             </w:r>
-            <w:r>
-              <w:rPr>
-                <w:rFonts w:ascii="Times New Roman" w:hAnsi="Times New Roman" w:cs="Times New Roman"/>
-                <w:b/>
-                <w:sz w:val="24"/>
-                <w:szCs w:val="24"/>
-              </w:rPr>
-              <w:t>KỸ THUẬT</w:t>
-            </w:r>
-          </w:p>
-          <w:p>
-            <w:pPr>
-              <w:spacing w:after="60"/>
-              <w:rPr>
-                <w:rFonts w:ascii="Times New Roman" w:hAnsi="Times New Roman" w:cs="Times New Roman"/>
-                <w:b/>
-                <w:sz w:val="24"/>
-                <w:szCs w:val="24"/>
-              </w:rPr>
-            </w:pPr>
           </w:p>
           <w:p>
             <w:pPr>
@@ -610,7 +600,7 @@
                 <w:sz w:val="24"/>
                 <w:szCs w:val="24"/>
               </w:rPr>
-              <w:t>HÀNG THỊ THANH THANH</w:t>
+              <w:t>TRẦN THANH XUÂN</w:t>
             </w:r>
           </w:p>
         </w:tc>
@@ -637,6 +627,19 @@
             <w:tcW w:w="5411" w:type="dxa"/>
             <w:shd w:val="clear" w:color="auto" w:fill="auto"/>
           </w:tcPr>
+          <w:p>
+            <w:pPr>
+              <w:spacing w:after="60"/>
+              <w:ind w:left="-16"/>
+              <w:jc w:val="center"/>
+              <w:rPr>
+                <w:rFonts w:ascii="Times New Roman" w:hAnsi="Times New Roman" w:cs="Times New Roman"/>
+                <w:i/>
+                <w:sz w:val="24"/>
+                <w:szCs w:val="24"/>
+              </w:rPr>
+            </w:pPr>
+          </w:p>
           <w:p>
             <w:pPr>
               <w:spacing w:after="60"/>
@@ -711,21 +714,8 @@
                 <w:sz w:val="24"/>
                 <w:szCs w:val="24"/>
               </w:rPr>
-              <w:t>TP. KIỂM TRA CHẤT LƯỢNG</w:t>
+              <w:t>PHÓ GIÁM ĐỐC</w:t>
             </w:r>
-          </w:p>
-          <w:p>
-            <w:pPr>
-              <w:spacing w:after="60"/>
-              <w:ind w:left="-16"/>
-              <w:jc w:val="center"/>
-              <w:rPr>
-                <w:rFonts w:ascii="Times New Roman" w:hAnsi="Times New Roman" w:cs="Times New Roman"/>
-                <w:b/>
-                <w:sz w:val="24"/>
-                <w:szCs w:val="24"/>
-              </w:rPr>
-            </w:pPr>
           </w:p>
           <w:p>
             <w:pPr>
@@ -784,7 +774,16 @@
                 <w:sz w:val="24"/>
                 <w:szCs w:val="24"/>
               </w:rPr>
-              <w:t>LÊ QUANG HẬU</w:t>
+              <w:t xml:space="preserve">LÊ </w:t>
+            </w:r>
+            <w:r>
+              <w:rPr>
+                <w:rFonts w:ascii="Times New Roman" w:hAnsi="Times New Roman" w:cs="Times New Roman"/>
+                <w:b/>
+                <w:sz w:val="24"/>
+                <w:szCs w:val="24"/>
+              </w:rPr>
+              <w:t>HUỲNH NHẬT AN</w:t>
             </w:r>
           </w:p>
         </w:tc>

--- a/AHX-new.docx
+++ b/AHX-new.docx
@@ -543,7 +543,7 @@
                 <w:sz w:val="24"/>
                 <w:szCs w:val="24"/>
               </w:rPr>
-              <w:t>PHỤ TRÁCH P.KTCL</w:t>
+              <w:t>CB QUẢN LÝ CHẤT LƯỢNG</w:t>
             </w:r>
           </w:p>
           <w:p>
